--- a/templates/03_academia/05_resenha_critica.docx
+++ b/templates/03_academia/05_resenha_critica.docx
@@ -16,21 +16,446 @@
           <w:sz w:val="32"/>
           <w:szCs w:val="32"/>
         </w:rPr>
-        <w:t xml:space="preserve">RESENHA CRITICA</w:t>
-      </w:r>
-    </w:p>
-    <w:p>
-      <w:pPr>
-        <w:spacing w:after="100" w:before="100"/>
-      </w:pPr>
-      <w:r>
-        <w:rPr>
-          <w:rFonts w:ascii="Arial" w:cs="Arial" w:eastAsia="Arial" w:hAnsi="Arial"/>
-          <w:color w:val="111827"/>
-          <w:sz w:val="20"/>
-          <w:szCs w:val="20"/>
-        </w:rPr>
-        <w:t xml:space="preserve">Template acadêmico para: Resenha Critica.</w:t>
+        <w:t xml:space="preserve">RESENHA CRÍTICA</w:t>
+      </w:r>
+    </w:p>
+    <w:p>
+      <w:pPr>
+        <w:spacing w:after="100" w:before="100"/>
+        <w:ind w:left="400"/>
+      </w:pPr>
+      <w:r>
+        <w:rPr>
+          <w:rFonts w:ascii="Arial" w:cs="Arial" w:eastAsia="Arial" w:hAnsi="Arial"/>
+          <w:b/>
+          <w:bCs/>
+          <w:color w:val="2D6A4F"/>
+          <w:sz w:val="20"/>
+          <w:szCs w:val="20"/>
+        </w:rPr>
+        <w:t xml:space="preserve">OBRA RESENHADA: </w:t>
+      </w:r>
+      <w:r>
+        <w:rPr>
+          <w:rFonts w:ascii="Arial" w:cs="Arial" w:eastAsia="Arial" w:hAnsi="Arial"/>
+          <w:i/>
+          <w:iCs/>
+          <w:color w:val="6B7280"/>
+          <w:sz w:val="20"/>
+          <w:szCs w:val="20"/>
+        </w:rPr>
+        <w:t xml:space="preserve">[NOME DA OBRA / FILME / ARTIGO]</w:t>
+      </w:r>
+    </w:p>
+    <w:p>
+      <w:pPr>
+        <w:spacing w:after="100" w:before="100"/>
+        <w:ind w:left="400"/>
+      </w:pPr>
+      <w:r>
+        <w:rPr>
+          <w:rFonts w:ascii="Arial" w:cs="Arial" w:eastAsia="Arial" w:hAnsi="Arial"/>
+          <w:b/>
+          <w:bCs/>
+          <w:color w:val="2D6A4F"/>
+          <w:sz w:val="20"/>
+          <w:szCs w:val="20"/>
+        </w:rPr>
+        <w:t xml:space="preserve">AUTOR DA OBRA: </w:t>
+      </w:r>
+      <w:r>
+        <w:rPr>
+          <w:rFonts w:ascii="Arial" w:cs="Arial" w:eastAsia="Arial" w:hAnsi="Arial"/>
+          <w:i/>
+          <w:iCs/>
+          <w:color w:val="6B7280"/>
+          <w:sz w:val="20"/>
+          <w:szCs w:val="20"/>
+        </w:rPr>
+        <w:t xml:space="preserve">[NOME DO AUTOR DA OBRA]</w:t>
+      </w:r>
+    </w:p>
+    <w:p>
+      <w:pPr>
+        <w:spacing w:after="100" w:before="100"/>
+        <w:ind w:left="400"/>
+      </w:pPr>
+      <w:r>
+        <w:rPr>
+          <w:rFonts w:ascii="Arial" w:cs="Arial" w:eastAsia="Arial" w:hAnsi="Arial"/>
+          <w:b/>
+          <w:bCs/>
+          <w:color w:val="2D6A4F"/>
+          <w:sz w:val="20"/>
+          <w:szCs w:val="20"/>
+        </w:rPr>
+        <w:t xml:space="preserve">REFERÊNCIA (ABNT): </w:t>
+      </w:r>
+      <w:r>
+        <w:rPr>
+          <w:rFonts w:ascii="Arial" w:cs="Arial" w:eastAsia="Arial" w:hAnsi="Arial"/>
+          <w:i/>
+          <w:iCs/>
+          <w:color w:val="6B7280"/>
+          <w:sz w:val="20"/>
+          <w:szCs w:val="20"/>
+        </w:rPr>
+        <w:t xml:space="preserve">[SOBRENOME, Nome. Título. Local: Editora, Ano.]</w:t>
+      </w:r>
+    </w:p>
+    <w:p>
+      <w:pPr>
+        <w:spacing w:after="100" w:before="100"/>
+        <w:ind w:left="400"/>
+      </w:pPr>
+      <w:r>
+        <w:rPr>
+          <w:rFonts w:ascii="Arial" w:cs="Arial" w:eastAsia="Arial" w:hAnsi="Arial"/>
+          <w:b/>
+          <w:bCs/>
+          <w:color w:val="2D6A4F"/>
+          <w:sz w:val="20"/>
+          <w:szCs w:val="20"/>
+        </w:rPr>
+        <w:t xml:space="preserve">RESENHISTA: </w:t>
+      </w:r>
+      <w:r>
+        <w:rPr>
+          <w:rFonts w:ascii="Arial" w:cs="Arial" w:eastAsia="Arial" w:hAnsi="Arial"/>
+          <w:i/>
+          <w:iCs/>
+          <w:color w:val="6B7280"/>
+          <w:sz w:val="20"/>
+          <w:szCs w:val="20"/>
+        </w:rPr>
+        <w:t xml:space="preserve">[NOME COMPLETO DO ALUNO / PESQUISADOR]</w:t>
+      </w:r>
+    </w:p>
+    <w:p>
+      <w:pPr>
+        <w:spacing w:after="100" w:before="100"/>
+        <w:ind w:left="400"/>
+      </w:pPr>
+      <w:r>
+        <w:rPr>
+          <w:rFonts w:ascii="Arial" w:cs="Arial" w:eastAsia="Arial" w:hAnsi="Arial"/>
+          <w:b/>
+          <w:bCs/>
+          <w:color w:val="2D6A4F"/>
+          <w:sz w:val="20"/>
+          <w:szCs w:val="20"/>
+        </w:rPr>
+        <w:t xml:space="preserve">INSTITUIÇÃO: </w:t>
+      </w:r>
+      <w:r>
+        <w:rPr>
+          <w:rFonts w:ascii="Arial" w:cs="Arial" w:eastAsia="Arial" w:hAnsi="Arial"/>
+          <w:i/>
+          <w:iCs/>
+          <w:color w:val="6B7280"/>
+          <w:sz w:val="20"/>
+          <w:szCs w:val="20"/>
+        </w:rPr>
+        <w:t xml:space="preserve">[NOME DA INSTITUIÇÃO]</w:t>
+      </w:r>
+    </w:p>
+    <w:p>
+      <w:pPr>
+        <w:spacing w:after="100" w:before="100"/>
+        <w:ind w:left="400"/>
+      </w:pPr>
+      <w:r>
+        <w:rPr>
+          <w:rFonts w:ascii="Arial" w:cs="Arial" w:eastAsia="Arial" w:hAnsi="Arial"/>
+          <w:b/>
+          <w:bCs/>
+          <w:color w:val="2D6A4F"/>
+          <w:sz w:val="20"/>
+          <w:szCs w:val="20"/>
+        </w:rPr>
+        <w:t xml:space="preserve">DATA DA EMISSÃO: </w:t>
+      </w:r>
+      <w:r>
+        <w:rPr>
+          <w:rFonts w:ascii="Arial" w:cs="Arial" w:eastAsia="Arial" w:hAnsi="Arial"/>
+          <w:i/>
+          <w:iCs/>
+          <w:color w:val="6B7280"/>
+          <w:sz w:val="20"/>
+          <w:szCs w:val="20"/>
+        </w:rPr>
+        <w:t xml:space="preserve">[DIA] de [MÊS] de [ANO]</w:t>
+      </w:r>
+    </w:p>
+    <w:p>
+      <w:pPr>
+        <w:spacing w:after="100" w:before="100"/>
+      </w:pPr>
+      <w:r>
+        <w:rPr>
+          <w:rFonts w:ascii="Arial" w:cs="Arial" w:eastAsia="Arial" w:hAnsi="Arial"/>
+          <w:color w:val="111827"/>
+          <w:sz w:val="20"/>
+          <w:szCs w:val="20"/>
+        </w:rPr>
+        <w:t xml:space="preserve">---</w:t>
+      </w:r>
+    </w:p>
+    <w:p>
+      <w:pPr>
+        <w:pBdr>
+          <w:bottom w:val="single" w:color="40916C" w:sz="1"/>
+        </w:pBdr>
+        <w:spacing w:after="150" w:before="300"/>
+      </w:pPr>
+      <w:r>
+        <w:rPr>
+          <w:rFonts w:ascii="Arial" w:cs="Arial" w:eastAsia="Arial" w:hAnsi="Arial"/>
+          <w:b/>
+          <w:bCs/>
+          <w:color w:val="2D6A4F"/>
+          <w:sz w:val="24"/>
+          <w:szCs w:val="24"/>
+        </w:rPr>
+        <w:t xml:space="preserve">1. APRESENTAÇÃO DA OBRA</w:t>
+      </w:r>
+    </w:p>
+    <w:p>
+      <w:pPr>
+        <w:spacing w:after="100" w:before="100"/>
+      </w:pPr>
+      <w:r>
+        <w:rPr>
+          <w:rFonts w:ascii="Arial" w:cs="Arial" w:eastAsia="Arial" w:hAnsi="Arial"/>
+          <w:color w:val="111827"/>
+          <w:sz w:val="20"/>
+          <w:szCs w:val="20"/>
+        </w:rPr>
+        <w:t xml:space="preserve">[TÍTULO DO TRABALHO – EX: IMPACTO DA IA NA GESTÃO FINANCEIRA]</w:t>
+      </w:r>
+    </w:p>
+    <w:p>
+      <w:pPr>
+        <w:pBdr>
+          <w:bottom w:val="single" w:color="40916C" w:sz="1"/>
+        </w:pBdr>
+        <w:spacing w:after="150" w:before="300"/>
+      </w:pPr>
+      <w:r>
+        <w:rPr>
+          <w:rFonts w:ascii="Arial" w:cs="Arial" w:eastAsia="Arial" w:hAnsi="Arial"/>
+          <w:b/>
+          <w:bCs/>
+          <w:color w:val="2D6A4F"/>
+          <w:sz w:val="24"/>
+          <w:szCs w:val="24"/>
+        </w:rPr>
+        <w:t xml:space="preserve">2. RESUMO E ESTRUTURA</w:t>
+      </w:r>
+    </w:p>
+    <w:p>
+      <w:pPr>
+        <w:spacing w:after="100" w:before="100"/>
+      </w:pPr>
+      <w:r>
+        <w:rPr>
+          <w:rFonts w:ascii="Arial" w:cs="Arial" w:eastAsia="Arial" w:hAnsi="Arial"/>
+          <w:color w:val="111827"/>
+          <w:sz w:val="20"/>
+          <w:szCs w:val="20"/>
+        </w:rPr>
+        <w:t xml:space="preserve">A obra discute [DESCREVER O TEMA CENTRAL – EX: A LUTA DE CLASSES, O IMPACTO DA TECNOLOGIA, A REVOLUÇÃO FRANCESA]. O autor argumenta que [DESCREVER O ARGUMENTO PRINCIPAL].</w:t>
+      </w:r>
+    </w:p>
+    <w:p>
+      <w:pPr>
+        <w:pBdr>
+          <w:bottom w:val="single" w:color="40916C" w:sz="1"/>
+        </w:pBdr>
+        <w:spacing w:after="150" w:before="300"/>
+      </w:pPr>
+      <w:r>
+        <w:rPr>
+          <w:rFonts w:ascii="Arial" w:cs="Arial" w:eastAsia="Arial" w:hAnsi="Arial"/>
+          <w:b/>
+          <w:bCs/>
+          <w:color w:val="2D6A4F"/>
+          <w:sz w:val="24"/>
+          <w:szCs w:val="24"/>
+        </w:rPr>
+        <w:t xml:space="preserve">3. ANÁLISE CRÍTICA (PONTOS POSITIVOS E NEGATIVOS)</w:t>
+      </w:r>
+    </w:p>
+    <w:p>
+      <w:pPr>
+        <w:spacing w:after="100" w:before="100"/>
+      </w:pPr>
+      <w:r>
+        <w:rPr>
+          <w:rFonts w:ascii="Arial" w:cs="Arial" w:eastAsia="Arial" w:hAnsi="Arial"/>
+          <w:color w:val="111827"/>
+          <w:sz w:val="20"/>
+          <w:szCs w:val="20"/>
+        </w:rPr>
+        <w:t xml:space="preserve">Esta é a parte principal da resenha. Aqui você deve [DESCREVER O QUE VOCÊ PENSA SOBRE AS IDEIAS DO AUTOR? ELAS SÃO RELEVANTES HOJE? QUAIS AS CRÍTICAS OU CONCORDÂNCIAS?].</w:t>
+      </w:r>
+    </w:p>
+    <w:p>
+      <w:pPr>
+        <w:spacing w:after="50" w:before="50"/>
+        <w:ind w:left="400" w:hanging="200"/>
+      </w:pPr>
+      <w:r>
+        <w:rPr>
+          <w:rFonts w:ascii="Arial" w:cs="Arial" w:eastAsia="Arial" w:hAnsi="Arial"/>
+          <w:b/>
+          <w:bCs/>
+          <w:color w:val="40916C"/>
+          <w:sz w:val="20"/>
+          <w:szCs w:val="20"/>
+        </w:rPr>
+        <w:t xml:space="preserve">● </w:t>
+      </w:r>
+      <w:r>
+        <w:rPr>
+          <w:rFonts w:ascii="Arial" w:cs="Arial" w:eastAsia="Arial" w:hAnsi="Arial"/>
+          <w:color w:val="111827"/>
+          <w:sz w:val="20"/>
+          <w:szCs w:val="20"/>
+        </w:rPr>
+        <w:t xml:space="preserve">**Ponto Positivo 1:** [X] Atividade 1: [DETALHAMENTO].</w:t>
+      </w:r>
+    </w:p>
+    <w:p>
+      <w:pPr>
+        <w:spacing w:after="50" w:before="50"/>
+        <w:ind w:left="400" w:hanging="200"/>
+      </w:pPr>
+      <w:r>
+        <w:rPr>
+          <w:rFonts w:ascii="Arial" w:cs="Arial" w:eastAsia="Arial" w:hAnsi="Arial"/>
+          <w:b/>
+          <w:bCs/>
+          <w:color w:val="40916C"/>
+          <w:sz w:val="20"/>
+          <w:szCs w:val="20"/>
+        </w:rPr>
+        <w:t xml:space="preserve">● </w:t>
+      </w:r>
+      <w:r>
+        <w:rPr>
+          <w:rFonts w:ascii="Arial" w:cs="Arial" w:eastAsia="Arial" w:hAnsi="Arial"/>
+          <w:color w:val="111827"/>
+          <w:sz w:val="20"/>
+          <w:szCs w:val="20"/>
+        </w:rPr>
+        <w:t xml:space="preserve">**Ponto Positivo 2:** [X] Atividade 2: [DETALHAMENTO].</w:t>
+      </w:r>
+    </w:p>
+    <w:p>
+      <w:pPr>
+        <w:spacing w:after="50" w:before="50"/>
+        <w:ind w:left="400" w:hanging="200"/>
+      </w:pPr>
+      <w:r>
+        <w:rPr>
+          <w:rFonts w:ascii="Arial" w:cs="Arial" w:eastAsia="Arial" w:hAnsi="Arial"/>
+          <w:b/>
+          <w:bCs/>
+          <w:color w:val="40916C"/>
+          <w:sz w:val="20"/>
+          <w:szCs w:val="20"/>
+        </w:rPr>
+        <w:t xml:space="preserve">● </w:t>
+      </w:r>
+      <w:r>
+        <w:rPr>
+          <w:rFonts w:ascii="Arial" w:cs="Arial" w:eastAsia="Arial" w:hAnsi="Arial"/>
+          <w:color w:val="111827"/>
+          <w:sz w:val="20"/>
+          <w:szCs w:val="20"/>
+        </w:rPr>
+        <w:t xml:space="preserve">**Ponto Negativo 1 (ou Crítica):** [X] Atividade 3: [DETALHAMENTO].</w:t>
+      </w:r>
+    </w:p>
+    <w:p>
+      <w:pPr>
+        <w:pBdr>
+          <w:bottom w:val="single" w:color="40916C" w:sz="1"/>
+        </w:pBdr>
+        <w:spacing w:after="150" w:before="300"/>
+      </w:pPr>
+      <w:r>
+        <w:rPr>
+          <w:rFonts w:ascii="Arial" w:cs="Arial" w:eastAsia="Arial" w:hAnsi="Arial"/>
+          <w:b/>
+          <w:bCs/>
+          <w:color w:val="2D6A4F"/>
+          <w:sz w:val="24"/>
+          <w:szCs w:val="24"/>
+        </w:rPr>
+        <w:t xml:space="preserve">4. CONCLUSÃO E PÚBLICO-ALVO</w:t>
+      </w:r>
+    </w:p>
+    <w:p>
+      <w:pPr>
+        <w:spacing w:after="100" w:before="100"/>
+      </w:pPr>
+      <w:r>
+        <w:rPr>
+          <w:rFonts w:ascii="Arial" w:cs="Arial" w:eastAsia="Arial" w:hAnsi="Arial"/>
+          <w:color w:val="111827"/>
+          <w:sz w:val="20"/>
+          <w:szCs w:val="20"/>
+        </w:rPr>
+        <w:t xml:space="preserve">Conclui-se que [DESCREVER A CONCLUSÃO]. A obra é recomendada para [PÚBLICO-ALVO: ESTUDANTES, PESQUISADORES, PROFISSIONAIS].</w:t>
+      </w:r>
+    </w:p>
+    <w:p>
+      <w:pPr>
+        <w:pBdr>
+          <w:bottom w:val="single" w:color="40916C" w:sz="1"/>
+        </w:pBdr>
+        <w:spacing w:after="150" w:before="300"/>
+      </w:pPr>
+      <w:r>
+        <w:rPr>
+          <w:rFonts w:ascii="Arial" w:cs="Arial" w:eastAsia="Arial" w:hAnsi="Arial"/>
+          <w:b/>
+          <w:bCs/>
+          <w:color w:val="2D6A4F"/>
+          <w:sz w:val="24"/>
+          <w:szCs w:val="24"/>
+        </w:rPr>
+        <w:t xml:space="preserve">5. REFERÊNCIAS CITADAS</w:t>
+      </w:r>
+    </w:p>
+    <w:p>
+      <w:pPr>
+        <w:spacing w:after="100" w:before="100"/>
+      </w:pPr>
+      <w:r>
+        <w:rPr>
+          <w:rFonts w:ascii="Arial" w:cs="Arial" w:eastAsia="Arial" w:hAnsi="Arial"/>
+          <w:color w:val="111827"/>
+          <w:sz w:val="20"/>
+          <w:szCs w:val="20"/>
+        </w:rPr>
+        <w:t xml:space="preserve">[SOBRENOME, Nome. Título do Livro/Artigo. Local: Editora, Ano.]</w:t>
+      </w:r>
+    </w:p>
+    <w:p>
+      <w:pPr>
+        <w:spacing w:after="100" w:before="100"/>
+      </w:pPr>
+      <w:r>
+        <w:rPr>
+          <w:rFonts w:ascii="Arial" w:cs="Arial" w:eastAsia="Arial" w:hAnsi="Arial"/>
+          <w:color w:val="111827"/>
+          <w:sz w:val="20"/>
+          <w:szCs w:val="20"/>
+        </w:rPr>
+        <w:t xml:space="preserve">[SOBRENOME, Nome. Título do Livro/Artigo. Local: Editora, Ano.]</w:t>
       </w:r>
     </w:p>
     <w:sectPr>
